--- a/Методы системного анализа/Лабы/Лабораторная работа 3.docx
+++ b/Методы системного анализа/Лабы/Лабораторная работа 3.docx
@@ -479,6 +479,315 @@
           <w:bCs w:val="0"/>
         </w:rPr>
         <w:t>Ход работы</w:t>
+      </w:r>
+    </w:p>
+    <w:p>
+      <w:pPr>
+        <w:pStyle w:val="a5"/>
+        <w:rPr>
+          <w:lang w:val="en-US"/>
+        </w:rPr>
+      </w:pPr>
+      <w:r>
+        <w:t>1.</w:t>
+      </w:r>
+      <w:r>
+        <w:rPr>
+          <w:b/>
+          <w:bCs w:val="0"/>
+        </w:rPr>
+        <w:t xml:space="preserve"> </w:t>
+      </w:r>
+      <w:r>
+        <w:t xml:space="preserve">Процесс прохождения заявок, поступление которых подчиняется равномерному закону с интервалом </w:t>
+      </w:r>
+      <w:r>
+        <w:t>15</w:t>
+      </w:r>
+      <w:r>
+        <w:t>+/-</w:t>
+      </w:r>
+      <w:r>
+        <w:t>8</w:t>
+      </w:r>
+      <w:r>
+        <w:t xml:space="preserve"> единицы времени, а обработка – равномерному закону со средним временем </w:t>
+      </w:r>
+      <w:r>
+        <w:t>8</w:t>
+      </w:r>
+      <w:r>
+        <w:t>+/-</w:t>
+      </w:r>
+      <w:r>
+        <w:t>4</w:t>
+      </w:r>
+      <w:r>
+        <w:t xml:space="preserve"> единицы.</w:t>
+      </w:r>
+    </w:p>
+    <w:p>
+      <w:pPr>
+        <w:pStyle w:val="a5"/>
+        <w:ind w:firstLine="0"/>
+        <w:rPr>
+          <w:lang w:val="en-US"/>
+        </w:rPr>
+      </w:pPr>
+    </w:p>
+    <w:p>
+      <w:pPr>
+        <w:pStyle w:val="a5"/>
+        <w:ind w:firstLine="0"/>
+        <w:jc w:val="center"/>
+        <w:rPr>
+          <w:lang w:val="en-US"/>
+        </w:rPr>
+      </w:pPr>
+      <w:r>
+        <w:rPr>
+          <w:lang w:val="en-US"/>
+        </w:rPr>
+        <w:drawing>
+          <wp:inline distT="0" distB="0" distL="0" distR="0" wp14:anchorId="5814DE14" wp14:editId="6DFE5606">
+            <wp:extent cx="4556979" cy="4284921"/>
+            <wp:effectExtent l="0" t="0" r="0" b="1905"/>
+            <wp:docPr id="1813830044" name="Рисунок 1"/>
+            <wp:cNvGraphicFramePr>
+              <a:graphicFrameLocks xmlns:a="http://schemas.openxmlformats.org/drawingml/2006/main" noChangeAspect="1"/>
+            </wp:cNvGraphicFramePr>
+            <a:graphic xmlns:a="http://schemas.openxmlformats.org/drawingml/2006/main">
+              <a:graphicData uri="http://schemas.openxmlformats.org/drawingml/2006/picture">
+                <pic:pic xmlns:pic="http://schemas.openxmlformats.org/drawingml/2006/picture">
+                  <pic:nvPicPr>
+                    <pic:cNvPr id="1813830044" name=""/>
+                    <pic:cNvPicPr/>
+                  </pic:nvPicPr>
+                  <pic:blipFill>
+                    <a:blip r:embed="rId4"/>
+                    <a:stretch>
+                      <a:fillRect/>
+                    </a:stretch>
+                  </pic:blipFill>
+                  <pic:spPr>
+                    <a:xfrm>
+                      <a:off x="0" y="0"/>
+                      <a:ext cx="4588221" cy="4314298"/>
+                    </a:xfrm>
+                    <a:prstGeom prst="rect">
+                      <a:avLst/>
+                    </a:prstGeom>
+                  </pic:spPr>
+                </pic:pic>
+              </a:graphicData>
+            </a:graphic>
+          </wp:inline>
+        </w:drawing>
+      </w:r>
+    </w:p>
+    <w:p>
+      <w:pPr>
+        <w:pStyle w:val="a5"/>
+        <w:ind w:firstLine="0"/>
+        <w:jc w:val="center"/>
+        <w:rPr>
+          <w:lang w:val="en-US"/>
+        </w:rPr>
+      </w:pPr>
+      <w:r>
+        <w:t>Рисунок 1 – моделирование процессов согласно варианту</w:t>
+      </w:r>
+    </w:p>
+    <w:p>
+      <w:pPr>
+        <w:pStyle w:val="a5"/>
+        <w:rPr>
+          <w:lang w:val="en-US"/>
+        </w:rPr>
+      </w:pPr>
+      <w:r>
+        <w:lastRenderedPageBreak/>
+        <w:t xml:space="preserve">2. </w:t>
+      </w:r>
+      <w:r>
+        <w:t xml:space="preserve">В условиях задачи 1 заявки поступают на обработку с ограниченным числом мест в очереди, равным </w:t>
+      </w:r>
+      <w:r>
+        <w:t>10</w:t>
+      </w:r>
+      <w:r>
+        <w:t>. Если очередь заполнена, то заявки покидают систему.</w:t>
+      </w:r>
+    </w:p>
+    <w:p>
+      <w:pPr>
+        <w:pStyle w:val="a5"/>
+        <w:rPr>
+          <w:lang w:val="en-US"/>
+        </w:rPr>
+      </w:pPr>
+    </w:p>
+    <w:p>
+      <w:pPr>
+        <w:pStyle w:val="a5"/>
+        <w:rPr>
+          <w:lang w:val="en-US"/>
+        </w:rPr>
+      </w:pPr>
+      <w:r>
+        <w:t xml:space="preserve">3. </w:t>
+      </w:r>
+      <w:r>
+        <w:t xml:space="preserve">На обработку поступает поток заявок с интервалом </w:t>
+      </w:r>
+      <w:r>
+        <w:t>15</w:t>
+      </w:r>
+      <w:r>
+        <w:t>+/-</w:t>
+      </w:r>
+      <w:r>
+        <w:t>5</w:t>
+      </w:r>
+      <w:r>
+        <w:t xml:space="preserve"> единиц времени. Нечетные заявки обрабатываются на первом приборе со временем </w:t>
+      </w:r>
+      <w:r>
+        <w:t>8</w:t>
+      </w:r>
+      <w:r>
+        <w:t>+/-</w:t>
+      </w:r>
+      <w:r>
+        <w:t>6</w:t>
+      </w:r>
+      <w:r>
+        <w:t xml:space="preserve"> единицы, четные заявки – на втором приборе со временем </w:t>
+      </w:r>
+      <w:r>
+        <w:t>4</w:t>
+      </w:r>
+      <w:r>
+        <w:t>+/-</w:t>
+      </w:r>
+      <w:r>
+        <w:t>1</w:t>
+      </w:r>
+      <w:r>
+        <w:t xml:space="preserve"> единицы</w:t>
+      </w:r>
+      <w:r>
+        <w:t>.</w:t>
+      </w:r>
+    </w:p>
+    <w:p>
+      <w:pPr>
+        <w:pStyle w:val="a5"/>
+        <w:ind w:firstLine="0"/>
+        <w:rPr>
+          <w:lang w:val="en-US"/>
+        </w:rPr>
+      </w:pPr>
+    </w:p>
+    <w:p>
+      <w:pPr>
+        <w:pStyle w:val="a5"/>
+        <w:ind w:firstLine="0"/>
+        <w:jc w:val="center"/>
+        <w:rPr>
+          <w:lang w:val="en-US"/>
+        </w:rPr>
+      </w:pPr>
+      <w:r>
+        <w:rPr>
+          <w:lang w:val="en-US"/>
+        </w:rPr>
+        <w:drawing>
+          <wp:inline distT="0" distB="0" distL="0" distR="0" wp14:anchorId="2595D088" wp14:editId="4430F651">
+            <wp:extent cx="5940425" cy="4867910"/>
+            <wp:effectExtent l="0" t="0" r="3175" b="8890"/>
+            <wp:docPr id="2091437972" name="Рисунок 1"/>
+            <wp:cNvGraphicFramePr>
+              <a:graphicFrameLocks xmlns:a="http://schemas.openxmlformats.org/drawingml/2006/main" noChangeAspect="1"/>
+            </wp:cNvGraphicFramePr>
+            <a:graphic xmlns:a="http://schemas.openxmlformats.org/drawingml/2006/main">
+              <a:graphicData uri="http://schemas.openxmlformats.org/drawingml/2006/picture">
+                <pic:pic xmlns:pic="http://schemas.openxmlformats.org/drawingml/2006/picture">
+                  <pic:nvPicPr>
+                    <pic:cNvPr id="2091437972" name=""/>
+                    <pic:cNvPicPr/>
+                  </pic:nvPicPr>
+                  <pic:blipFill>
+                    <a:blip r:embed="rId5"/>
+                    <a:stretch>
+                      <a:fillRect/>
+                    </a:stretch>
+                  </pic:blipFill>
+                  <pic:spPr>
+                    <a:xfrm>
+                      <a:off x="0" y="0"/>
+                      <a:ext cx="5940425" cy="4867910"/>
+                    </a:xfrm>
+                    <a:prstGeom prst="rect">
+                      <a:avLst/>
+                    </a:prstGeom>
+                  </pic:spPr>
+                </pic:pic>
+              </a:graphicData>
+            </a:graphic>
+          </wp:inline>
+        </w:drawing>
+      </w:r>
+    </w:p>
+    <w:p>
+      <w:pPr>
+        <w:pStyle w:val="a5"/>
+        <w:ind w:firstLine="0"/>
+        <w:jc w:val="center"/>
+      </w:pPr>
+      <w:r>
+        <w:t xml:space="preserve">Рисунок </w:t>
+      </w:r>
+      <w:r>
+        <w:t xml:space="preserve">2 </w:t>
+      </w:r>
+      <w:r>
+        <w:t xml:space="preserve">- </w:t>
+      </w:r>
+      <w:r>
+        <w:t>моделирование процессов согласно варианту</w:t>
+      </w:r>
+    </w:p>
+    <w:p>
+      <w:pPr>
+        <w:pStyle w:val="a5"/>
+      </w:pPr>
+    </w:p>
+    <w:p>
+      <w:pPr>
+        <w:pStyle w:val="a5"/>
+      </w:pPr>
+      <w:r>
+        <w:t>Вывод</w:t>
+      </w:r>
+      <w:r>
+        <w:t>:</w:t>
+      </w:r>
+    </w:p>
+    <w:p>
+      <w:pPr>
+        <w:pStyle w:val="a5"/>
+      </w:pPr>
+      <w:r>
+        <w:t xml:space="preserve">Исследование технологии дискретно-событийного имитационного моделирования. Изучение базовых блоков программы моделирования </w:t>
+      </w:r>
+      <w:proofErr w:type="spellStart"/>
+      <w:r>
+        <w:t>Anylogic</w:t>
+      </w:r>
+      <w:proofErr w:type="spellEnd"/>
+      <w:r>
+        <w:t xml:space="preserve"> и получение практических навыков программирования имитационных моделей.</w:t>
       </w:r>
     </w:p>
     <w:p>
@@ -1109,6 +1418,7 @@
   <w:style w:type="character" w:default="1" w:styleId="a0">
     <w:name w:val="Default Paragraph Font"/>
     <w:uiPriority w:val="1"/>
+    <w:semiHidden/>
     <w:unhideWhenUsed/>
   </w:style>
   <w:style w:type="table" w:default="1" w:styleId="a1">

--- a/Методы системного анализа/Лабы/Лабораторная работа 3.docx
+++ b/Методы системного анализа/Лабы/Лабораторная работа 3.docx
@@ -484,9 +484,6 @@
     <w:p>
       <w:pPr>
         <w:pStyle w:val="a5"/>
-        <w:rPr>
-          <w:lang w:val="en-US"/>
-        </w:rPr>
       </w:pPr>
       <w:r>
         <w:t>1.</w:t>
@@ -530,9 +527,6 @@
       <w:pPr>
         <w:pStyle w:val="a5"/>
         <w:ind w:firstLine="0"/>
-        <w:rPr>
-          <w:lang w:val="en-US"/>
-        </w:rPr>
       </w:pPr>
     </w:p>
     <w:p>
@@ -549,10 +543,10 @@
           <w:lang w:val="en-US"/>
         </w:rPr>
         <w:drawing>
-          <wp:inline distT="0" distB="0" distL="0" distR="0" wp14:anchorId="5814DE14" wp14:editId="6DFE5606">
-            <wp:extent cx="4556979" cy="4284921"/>
-            <wp:effectExtent l="0" t="0" r="0" b="1905"/>
-            <wp:docPr id="1813830044" name="Рисунок 1"/>
+          <wp:inline distT="0" distB="0" distL="0" distR="0" wp14:anchorId="1F532C93" wp14:editId="37EBC6F1">
+            <wp:extent cx="4295554" cy="4068352"/>
+            <wp:effectExtent l="0" t="0" r="0" b="8890"/>
+            <wp:docPr id="985824111" name="Рисунок 1"/>
             <wp:cNvGraphicFramePr>
               <a:graphicFrameLocks xmlns:a="http://schemas.openxmlformats.org/drawingml/2006/main" noChangeAspect="1"/>
             </wp:cNvGraphicFramePr>
@@ -560,7 +554,7 @@
               <a:graphicData uri="http://schemas.openxmlformats.org/drawingml/2006/picture">
                 <pic:pic xmlns:pic="http://schemas.openxmlformats.org/drawingml/2006/picture">
                   <pic:nvPicPr>
-                    <pic:cNvPr id="1813830044" name=""/>
+                    <pic:cNvPr id="985824111" name=""/>
                     <pic:cNvPicPr/>
                   </pic:nvPicPr>
                   <pic:blipFill>
@@ -572,7 +566,7 @@
                   <pic:spPr>
                     <a:xfrm>
                       <a:off x="0" y="0"/>
-                      <a:ext cx="4588221" cy="4314298"/>
+                      <a:ext cx="4298908" cy="4071528"/>
                     </a:xfrm>
                     <a:prstGeom prst="rect">
                       <a:avLst/>
@@ -601,112 +595,32 @@
     <w:p>
       <w:pPr>
         <w:pStyle w:val="a5"/>
-        <w:rPr>
-          <w:lang w:val="en-US"/>
-        </w:rPr>
-      </w:pPr>
-      <w:r>
-        <w:lastRenderedPageBreak/>
-        <w:t xml:space="preserve">2. </w:t>
-      </w:r>
-      <w:r>
-        <w:t xml:space="preserve">В условиях задачи 1 заявки поступают на обработку с ограниченным числом мест в очереди, равным </w:t>
-      </w:r>
-      <w:r>
-        <w:t>10</w:t>
-      </w:r>
-      <w:r>
-        <w:t>. Если очередь заполнена, то заявки покидают систему.</w:t>
-      </w:r>
-    </w:p>
-    <w:p>
-      <w:pPr>
-        <w:pStyle w:val="a5"/>
-        <w:rPr>
-          <w:lang w:val="en-US"/>
-        </w:rPr>
-      </w:pPr>
-    </w:p>
-    <w:p>
-      <w:pPr>
-        <w:pStyle w:val="a5"/>
-        <w:rPr>
-          <w:lang w:val="en-US"/>
-        </w:rPr>
-      </w:pPr>
-      <w:r>
-        <w:t xml:space="preserve">3. </w:t>
-      </w:r>
-      <w:r>
-        <w:t xml:space="preserve">На обработку поступает поток заявок с интервалом </w:t>
-      </w:r>
-      <w:r>
-        <w:t>15</w:t>
-      </w:r>
-      <w:r>
-        <w:t>+/-</w:t>
-      </w:r>
-      <w:r>
-        <w:t>5</w:t>
-      </w:r>
-      <w:r>
-        <w:t xml:space="preserve"> единиц времени. Нечетные заявки обрабатываются на первом приборе со временем </w:t>
-      </w:r>
-      <w:r>
-        <w:t>8</w:t>
-      </w:r>
-      <w:r>
-        <w:t>+/-</w:t>
-      </w:r>
-      <w:r>
-        <w:t>6</w:t>
-      </w:r>
-      <w:r>
-        <w:t xml:space="preserve"> единицы, четные заявки – на втором приборе со временем </w:t>
-      </w:r>
-      <w:r>
-        <w:t>4</w:t>
-      </w:r>
-      <w:r>
-        <w:t>+/-</w:t>
-      </w:r>
-      <w:r>
-        <w:t>1</w:t>
-      </w:r>
-      <w:r>
-        <w:t xml:space="preserve"> единицы</w:t>
-      </w:r>
-      <w:r>
-        <w:t>.</w:t>
-      </w:r>
-    </w:p>
-    <w:p>
-      <w:pPr>
-        <w:pStyle w:val="a5"/>
-        <w:ind w:firstLine="0"/>
-        <w:rPr>
-          <w:lang w:val="en-US"/>
-        </w:rPr>
-      </w:pPr>
-    </w:p>
-    <w:p>
-      <w:pPr>
-        <w:pStyle w:val="a5"/>
         <w:ind w:firstLine="0"/>
         <w:jc w:val="center"/>
         <w:rPr>
           <w:lang w:val="en-US"/>
         </w:rPr>
       </w:pPr>
-      <w:r>
+    </w:p>
+    <w:p>
+      <w:pPr>
+        <w:pStyle w:val="a5"/>
+        <w:ind w:firstLine="0"/>
+        <w:jc w:val="center"/>
         <w:rPr>
           <w:lang w:val="en-US"/>
         </w:rPr>
+      </w:pPr>
+      <w:r>
+        <w:rPr>
+          <w:lang w:val="en-US"/>
+        </w:rPr>
+        <w:lastRenderedPageBreak/>
         <w:drawing>
-          <wp:inline distT="0" distB="0" distL="0" distR="0" wp14:anchorId="2595D088" wp14:editId="4430F651">
-            <wp:extent cx="5940425" cy="4867910"/>
-            <wp:effectExtent l="0" t="0" r="3175" b="8890"/>
-            <wp:docPr id="2091437972" name="Рисунок 1"/>
+          <wp:inline distT="0" distB="0" distL="0" distR="0" wp14:anchorId="4328E582" wp14:editId="6DC28201">
+            <wp:extent cx="2711302" cy="2703954"/>
+            <wp:effectExtent l="0" t="0" r="0" b="1270"/>
+            <wp:docPr id="1140693761" name="Рисунок 1"/>
             <wp:cNvGraphicFramePr>
               <a:graphicFrameLocks xmlns:a="http://schemas.openxmlformats.org/drawingml/2006/main" noChangeAspect="1"/>
             </wp:cNvGraphicFramePr>
@@ -714,7 +628,7 @@
               <a:graphicData uri="http://schemas.openxmlformats.org/drawingml/2006/picture">
                 <pic:pic xmlns:pic="http://schemas.openxmlformats.org/drawingml/2006/picture">
                   <pic:nvPicPr>
-                    <pic:cNvPr id="2091437972" name=""/>
+                    <pic:cNvPr id="1140693761" name=""/>
                     <pic:cNvPicPr/>
                   </pic:nvPicPr>
                   <pic:blipFill>
@@ -726,7 +640,7 @@
                   <pic:spPr>
                     <a:xfrm>
                       <a:off x="0" y="0"/>
-                      <a:ext cx="5940425" cy="4867910"/>
+                      <a:ext cx="2715008" cy="2707650"/>
                     </a:xfrm>
                     <a:prstGeom prst="rect">
                       <a:avLst/>
@@ -746,17 +660,417 @@
         <w:jc w:val="center"/>
       </w:pPr>
       <w:r>
+        <w:t>Рисунок 2 – моделирование процесса 1</w:t>
+      </w:r>
+      <w:r>
+        <w:t xml:space="preserve"> с помощью </w:t>
+      </w:r>
+      <w:proofErr w:type="spellStart"/>
+      <w:r>
+        <w:rPr>
+          <w:lang w:val="en-US"/>
+        </w:rPr>
+        <w:t>statechart</w:t>
+      </w:r>
+      <w:proofErr w:type="spellEnd"/>
+    </w:p>
+    <w:p>
+      <w:pPr>
+        <w:pStyle w:val="a5"/>
+        <w:ind w:firstLine="0"/>
+        <w:jc w:val="center"/>
+      </w:pPr>
+    </w:p>
+    <w:p>
+      <w:pPr>
+        <w:pStyle w:val="a5"/>
+        <w:rPr>
+          <w:lang w:val="en-US"/>
+        </w:rPr>
+      </w:pPr>
+      <w:r>
+        <w:t xml:space="preserve">2. </w:t>
+      </w:r>
+      <w:r>
+        <w:t xml:space="preserve">В условиях задачи 1 заявки поступают на обработку с ограниченным числом мест в очереди, равным </w:t>
+      </w:r>
+      <w:r>
+        <w:t>10</w:t>
+      </w:r>
+      <w:r>
+        <w:t>. Если очередь заполнена, то заявки покидают систему.</w:t>
+      </w:r>
+    </w:p>
+    <w:p>
+      <w:pPr>
+        <w:pStyle w:val="a5"/>
+        <w:ind w:firstLine="0"/>
+        <w:rPr>
+          <w:lang w:val="en-US"/>
+        </w:rPr>
+      </w:pPr>
+    </w:p>
+    <w:p>
+      <w:pPr>
+        <w:pStyle w:val="a5"/>
+        <w:ind w:firstLine="0"/>
+        <w:jc w:val="center"/>
+        <w:rPr>
+          <w:lang w:val="en-US"/>
+        </w:rPr>
+      </w:pPr>
+      <w:r>
+        <w:rPr>
+          <w:lang w:val="en-US"/>
+        </w:rPr>
+        <w:drawing>
+          <wp:inline distT="0" distB="0" distL="0" distR="0" wp14:anchorId="15D71233" wp14:editId="22EFEBFE">
+            <wp:extent cx="4423145" cy="4196505"/>
+            <wp:effectExtent l="0" t="0" r="0" b="0"/>
+            <wp:docPr id="2074305235" name="Рисунок 1"/>
+            <wp:cNvGraphicFramePr>
+              <a:graphicFrameLocks xmlns:a="http://schemas.openxmlformats.org/drawingml/2006/main" noChangeAspect="1"/>
+            </wp:cNvGraphicFramePr>
+            <a:graphic xmlns:a="http://schemas.openxmlformats.org/drawingml/2006/main">
+              <a:graphicData uri="http://schemas.openxmlformats.org/drawingml/2006/picture">
+                <pic:pic xmlns:pic="http://schemas.openxmlformats.org/drawingml/2006/picture">
+                  <pic:nvPicPr>
+                    <pic:cNvPr id="2074305235" name=""/>
+                    <pic:cNvPicPr/>
+                  </pic:nvPicPr>
+                  <pic:blipFill>
+                    <a:blip r:embed="rId6"/>
+                    <a:stretch>
+                      <a:fillRect/>
+                    </a:stretch>
+                  </pic:blipFill>
+                  <pic:spPr>
+                    <a:xfrm>
+                      <a:off x="0" y="0"/>
+                      <a:ext cx="4427628" cy="4200758"/>
+                    </a:xfrm>
+                    <a:prstGeom prst="rect">
+                      <a:avLst/>
+                    </a:prstGeom>
+                  </pic:spPr>
+                </pic:pic>
+              </a:graphicData>
+            </a:graphic>
+          </wp:inline>
+        </w:drawing>
+      </w:r>
+    </w:p>
+    <w:p>
+      <w:pPr>
+        <w:pStyle w:val="a5"/>
+        <w:ind w:firstLine="0"/>
+        <w:jc w:val="center"/>
+        <w:rPr>
+          <w:lang w:val="en-US"/>
+        </w:rPr>
+      </w:pPr>
+      <w:r>
+        <w:t xml:space="preserve">Рисунок 3 - </w:t>
+      </w:r>
+      <w:r>
+        <w:t>моделирование процессов согласно варианту</w:t>
+      </w:r>
+    </w:p>
+    <w:p>
+      <w:pPr>
+        <w:pStyle w:val="a5"/>
+        <w:ind w:firstLine="0"/>
+        <w:jc w:val="center"/>
+        <w:rPr>
+          <w:lang w:val="en-US"/>
+        </w:rPr>
+      </w:pPr>
+    </w:p>
+    <w:p>
+      <w:pPr>
+        <w:pStyle w:val="a5"/>
+        <w:ind w:firstLine="0"/>
+        <w:jc w:val="center"/>
+        <w:rPr>
+          <w:lang w:val="en-US"/>
+        </w:rPr>
+      </w:pPr>
+      <w:r>
+        <w:rPr>
+          <w:lang w:val="en-US"/>
+        </w:rPr>
+        <w:lastRenderedPageBreak/>
+        <w:drawing>
+          <wp:inline distT="0" distB="0" distL="0" distR="0" wp14:anchorId="2CF570A8" wp14:editId="3E330857">
+            <wp:extent cx="3391786" cy="3254467"/>
+            <wp:effectExtent l="0" t="0" r="0" b="3175"/>
+            <wp:docPr id="471397205" name="Рисунок 1"/>
+            <wp:cNvGraphicFramePr>
+              <a:graphicFrameLocks xmlns:a="http://schemas.openxmlformats.org/drawingml/2006/main" noChangeAspect="1"/>
+            </wp:cNvGraphicFramePr>
+            <a:graphic xmlns:a="http://schemas.openxmlformats.org/drawingml/2006/main">
+              <a:graphicData uri="http://schemas.openxmlformats.org/drawingml/2006/picture">
+                <pic:pic xmlns:pic="http://schemas.openxmlformats.org/drawingml/2006/picture">
+                  <pic:nvPicPr>
+                    <pic:cNvPr id="471397205" name=""/>
+                    <pic:cNvPicPr/>
+                  </pic:nvPicPr>
+                  <pic:blipFill>
+                    <a:blip r:embed="rId7"/>
+                    <a:stretch>
+                      <a:fillRect/>
+                    </a:stretch>
+                  </pic:blipFill>
+                  <pic:spPr>
+                    <a:xfrm>
+                      <a:off x="0" y="0"/>
+                      <a:ext cx="3404248" cy="3266424"/>
+                    </a:xfrm>
+                    <a:prstGeom prst="rect">
+                      <a:avLst/>
+                    </a:prstGeom>
+                  </pic:spPr>
+                </pic:pic>
+              </a:graphicData>
+            </a:graphic>
+          </wp:inline>
+        </w:drawing>
+      </w:r>
+    </w:p>
+    <w:p>
+      <w:pPr>
+        <w:pStyle w:val="a5"/>
+        <w:ind w:firstLine="0"/>
+        <w:jc w:val="center"/>
+      </w:pPr>
+      <w:r>
+        <w:t xml:space="preserve">Рисунок 4 – моделирование процесса 2 с помощью </w:t>
+      </w:r>
+      <w:proofErr w:type="spellStart"/>
+      <w:r>
+        <w:rPr>
+          <w:lang w:val="en-US"/>
+        </w:rPr>
+        <w:t>statechart</w:t>
+      </w:r>
+      <w:proofErr w:type="spellEnd"/>
+    </w:p>
+    <w:p>
+      <w:pPr>
+        <w:pStyle w:val="a5"/>
+      </w:pPr>
+    </w:p>
+    <w:p>
+      <w:pPr>
+        <w:pStyle w:val="a5"/>
+      </w:pPr>
+      <w:r>
+        <w:t xml:space="preserve">3. </w:t>
+      </w:r>
+      <w:r>
+        <w:t xml:space="preserve">На обработку поступает поток заявок с интервалом </w:t>
+      </w:r>
+      <w:r>
+        <w:t>15</w:t>
+      </w:r>
+      <w:r>
+        <w:t>+/-</w:t>
+      </w:r>
+      <w:r>
+        <w:t>5</w:t>
+      </w:r>
+      <w:r>
+        <w:t xml:space="preserve"> единиц времени. Нечетные заявки обрабатываются на первом приборе со временем </w:t>
+      </w:r>
+      <w:r>
+        <w:t>8</w:t>
+      </w:r>
+      <w:r>
+        <w:t>+/-</w:t>
+      </w:r>
+      <w:r>
+        <w:t>6</w:t>
+      </w:r>
+      <w:r>
+        <w:t xml:space="preserve"> единицы, четные заявки – на втором приборе со временем </w:t>
+      </w:r>
+      <w:r>
+        <w:t>4</w:t>
+      </w:r>
+      <w:r>
+        <w:t>+/-</w:t>
+      </w:r>
+      <w:r>
+        <w:t>1</w:t>
+      </w:r>
+      <w:r>
+        <w:t xml:space="preserve"> единицы</w:t>
+      </w:r>
+      <w:r>
+        <w:t>.</w:t>
+      </w:r>
+    </w:p>
+    <w:p>
+      <w:pPr>
+        <w:pStyle w:val="a5"/>
+        <w:ind w:firstLine="0"/>
+      </w:pPr>
+    </w:p>
+    <w:p>
+      <w:pPr>
+        <w:pStyle w:val="a5"/>
+        <w:ind w:firstLine="0"/>
+        <w:jc w:val="center"/>
+        <w:rPr>
+          <w:lang w:val="en-US"/>
+        </w:rPr>
+      </w:pPr>
+      <w:r>
+        <w:rPr>
+          <w:lang w:val="en-US"/>
+        </w:rPr>
+        <w:drawing>
+          <wp:inline distT="0" distB="0" distL="0" distR="0" wp14:anchorId="18D286D1" wp14:editId="02732DC8">
+            <wp:extent cx="5216690" cy="4114800"/>
+            <wp:effectExtent l="0" t="0" r="3175" b="0"/>
+            <wp:docPr id="975668782" name="Рисунок 1"/>
+            <wp:cNvGraphicFramePr>
+              <a:graphicFrameLocks xmlns:a="http://schemas.openxmlformats.org/drawingml/2006/main" noChangeAspect="1"/>
+            </wp:cNvGraphicFramePr>
+            <a:graphic xmlns:a="http://schemas.openxmlformats.org/drawingml/2006/main">
+              <a:graphicData uri="http://schemas.openxmlformats.org/drawingml/2006/picture">
+                <pic:pic xmlns:pic="http://schemas.openxmlformats.org/drawingml/2006/picture">
+                  <pic:nvPicPr>
+                    <pic:cNvPr id="975668782" name=""/>
+                    <pic:cNvPicPr/>
+                  </pic:nvPicPr>
+                  <pic:blipFill>
+                    <a:blip r:embed="rId8"/>
+                    <a:stretch>
+                      <a:fillRect/>
+                    </a:stretch>
+                  </pic:blipFill>
+                  <pic:spPr>
+                    <a:xfrm>
+                      <a:off x="0" y="0"/>
+                      <a:ext cx="5231757" cy="4126685"/>
+                    </a:xfrm>
+                    <a:prstGeom prst="rect">
+                      <a:avLst/>
+                    </a:prstGeom>
+                  </pic:spPr>
+                </pic:pic>
+              </a:graphicData>
+            </a:graphic>
+          </wp:inline>
+        </w:drawing>
+      </w:r>
+    </w:p>
+    <w:p>
+      <w:pPr>
+        <w:pStyle w:val="a5"/>
+        <w:ind w:firstLine="0"/>
+        <w:jc w:val="center"/>
+        <w:rPr>
+          <w:lang w:val="en-US"/>
+        </w:rPr>
+      </w:pPr>
+      <w:r>
         <w:t xml:space="preserve">Рисунок </w:t>
       </w:r>
       <w:r>
-        <w:t xml:space="preserve">2 </w:t>
-      </w:r>
-      <w:r>
-        <w:t xml:space="preserve">- </w:t>
-      </w:r>
-      <w:r>
-        <w:t>моделирование процессов согласно варианту</w:t>
-      </w:r>
+        <w:t>5</w:t>
+      </w:r>
+      <w:r>
+        <w:t xml:space="preserve"> </w:t>
+      </w:r>
+      <w:r>
+        <w:t>- моделирование процессов согласно варианту</w:t>
+      </w:r>
+    </w:p>
+    <w:p>
+      <w:pPr>
+        <w:pStyle w:val="a5"/>
+        <w:ind w:firstLine="0"/>
+        <w:jc w:val="center"/>
+        <w:rPr>
+          <w:lang w:val="en-US"/>
+        </w:rPr>
+      </w:pPr>
+      <w:r>
+        <w:rPr>
+          <w:lang w:val="en-US"/>
+        </w:rPr>
+        <w:lastRenderedPageBreak/>
+        <w:drawing>
+          <wp:inline distT="0" distB="0" distL="0" distR="0" wp14:anchorId="1A8F7130" wp14:editId="0BF60A58">
+            <wp:extent cx="5382376" cy="5115639"/>
+            <wp:effectExtent l="0" t="0" r="8890" b="8890"/>
+            <wp:docPr id="1520093994" name="Рисунок 1"/>
+            <wp:cNvGraphicFramePr>
+              <a:graphicFrameLocks xmlns:a="http://schemas.openxmlformats.org/drawingml/2006/main" noChangeAspect="1"/>
+            </wp:cNvGraphicFramePr>
+            <a:graphic xmlns:a="http://schemas.openxmlformats.org/drawingml/2006/main">
+              <a:graphicData uri="http://schemas.openxmlformats.org/drawingml/2006/picture">
+                <pic:pic xmlns:pic="http://schemas.openxmlformats.org/drawingml/2006/picture">
+                  <pic:nvPicPr>
+                    <pic:cNvPr id="1520093994" name=""/>
+                    <pic:cNvPicPr/>
+                  </pic:nvPicPr>
+                  <pic:blipFill>
+                    <a:blip r:embed="rId9"/>
+                    <a:stretch>
+                      <a:fillRect/>
+                    </a:stretch>
+                  </pic:blipFill>
+                  <pic:spPr>
+                    <a:xfrm>
+                      <a:off x="0" y="0"/>
+                      <a:ext cx="5382376" cy="5115639"/>
+                    </a:xfrm>
+                    <a:prstGeom prst="rect">
+                      <a:avLst/>
+                    </a:prstGeom>
+                  </pic:spPr>
+                </pic:pic>
+              </a:graphicData>
+            </a:graphic>
+          </wp:inline>
+        </w:drawing>
+      </w:r>
+    </w:p>
+    <w:p>
+      <w:pPr>
+        <w:pStyle w:val="a5"/>
+        <w:ind w:firstLine="0"/>
+        <w:jc w:val="center"/>
+      </w:pPr>
+      <w:r>
+        <w:t xml:space="preserve">Рисунок </w:t>
+      </w:r>
+      <w:r>
+        <w:t>6</w:t>
+      </w:r>
+      <w:r>
+        <w:t xml:space="preserve"> – моделирование процесса </w:t>
+      </w:r>
+      <w:r>
+        <w:rPr>
+          <w:lang w:val="en-US"/>
+        </w:rPr>
+        <w:t>3</w:t>
+      </w:r>
+      <w:r>
+        <w:t xml:space="preserve"> с помощью </w:t>
+      </w:r>
+      <w:proofErr w:type="spellStart"/>
+      <w:r>
+        <w:rPr>
+          <w:lang w:val="en-US"/>
+        </w:rPr>
+        <w:t>statechart</w:t>
+      </w:r>
+      <w:proofErr w:type="spellEnd"/>
     </w:p>
     <w:p>
       <w:pPr>

--- a/Методы системного анализа/Лабы/Лабораторная работа 3.docx
+++ b/Методы системного анализа/Лабы/Лабораторная работа 3.docx
@@ -540,6 +540,7 @@
       </w:pPr>
       <w:r>
         <w:rPr>
+          <w:noProof/>
           <w:lang w:val="en-US"/>
         </w:rPr>
         <w:drawing>
@@ -617,10 +618,10 @@
         </w:rPr>
         <w:lastRenderedPageBreak/>
         <w:drawing>
-          <wp:inline distT="0" distB="0" distL="0" distR="0" wp14:anchorId="4328E582" wp14:editId="6DC28201">
-            <wp:extent cx="2711302" cy="2703954"/>
-            <wp:effectExtent l="0" t="0" r="0" b="1270"/>
-            <wp:docPr id="1140693761" name="Рисунок 1"/>
+          <wp:inline distT="0" distB="0" distL="0" distR="0" wp14:anchorId="6AE10152" wp14:editId="00CDC6DA">
+            <wp:extent cx="1850065" cy="2796412"/>
+            <wp:effectExtent l="0" t="0" r="0" b="4445"/>
+            <wp:docPr id="974978619" name="Рисунок 1"/>
             <wp:cNvGraphicFramePr>
               <a:graphicFrameLocks xmlns:a="http://schemas.openxmlformats.org/drawingml/2006/main" noChangeAspect="1"/>
             </wp:cNvGraphicFramePr>
@@ -628,7 +629,7 @@
               <a:graphicData uri="http://schemas.openxmlformats.org/drawingml/2006/picture">
                 <pic:pic xmlns:pic="http://schemas.openxmlformats.org/drawingml/2006/picture">
                   <pic:nvPicPr>
-                    <pic:cNvPr id="1140693761" name=""/>
+                    <pic:cNvPr id="974978619" name=""/>
                     <pic:cNvPicPr/>
                   </pic:nvPicPr>
                   <pic:blipFill>
@@ -640,7 +641,7 @@
                   <pic:spPr>
                     <a:xfrm>
                       <a:off x="0" y="0"/>
-                      <a:ext cx="2715008" cy="2707650"/>
+                      <a:ext cx="1858550" cy="2809237"/>
                     </a:xfrm>
                     <a:prstGeom prst="rect">
                       <a:avLst/>
@@ -721,6 +722,7 @@
       </w:pPr>
       <w:r>
         <w:rPr>
+          <w:noProof/>
           <w:lang w:val="en-US"/>
         </w:rPr>
         <w:drawing>
@@ -801,10 +803,10 @@
         </w:rPr>
         <w:lastRenderedPageBreak/>
         <w:drawing>
-          <wp:inline distT="0" distB="0" distL="0" distR="0" wp14:anchorId="2CF570A8" wp14:editId="3E330857">
-            <wp:extent cx="3391786" cy="3254467"/>
-            <wp:effectExtent l="0" t="0" r="0" b="3175"/>
-            <wp:docPr id="471397205" name="Рисунок 1"/>
+          <wp:inline distT="0" distB="0" distL="0" distR="0" wp14:anchorId="3D65BDF5" wp14:editId="3554853E">
+            <wp:extent cx="2237606" cy="3200400"/>
+            <wp:effectExtent l="0" t="0" r="0" b="0"/>
+            <wp:docPr id="16610118" name="Рисунок 1"/>
             <wp:cNvGraphicFramePr>
               <a:graphicFrameLocks xmlns:a="http://schemas.openxmlformats.org/drawingml/2006/main" noChangeAspect="1"/>
             </wp:cNvGraphicFramePr>
@@ -812,7 +814,7 @@
               <a:graphicData uri="http://schemas.openxmlformats.org/drawingml/2006/picture">
                 <pic:pic xmlns:pic="http://schemas.openxmlformats.org/drawingml/2006/picture">
                   <pic:nvPicPr>
-                    <pic:cNvPr id="471397205" name=""/>
+                    <pic:cNvPr id="16610118" name=""/>
                     <pic:cNvPicPr/>
                   </pic:nvPicPr>
                   <pic:blipFill>
@@ -824,7 +826,7 @@
                   <pic:spPr>
                     <a:xfrm>
                       <a:off x="0" y="0"/>
-                      <a:ext cx="3404248" cy="3266424"/>
+                      <a:ext cx="2240918" cy="3205137"/>
                     </a:xfrm>
                     <a:prstGeom prst="rect">
                       <a:avLst/>
@@ -927,6 +929,7 @@
       </w:pPr>
       <w:r>
         <w:rPr>
+          <w:noProof/>
           <w:lang w:val="en-US"/>
         </w:rPr>
         <w:drawing>
@@ -1003,10 +1006,10 @@
         </w:rPr>
         <w:lastRenderedPageBreak/>
         <w:drawing>
-          <wp:inline distT="0" distB="0" distL="0" distR="0" wp14:anchorId="1A8F7130" wp14:editId="0BF60A58">
-            <wp:extent cx="5382376" cy="5115639"/>
-            <wp:effectExtent l="0" t="0" r="8890" b="8890"/>
-            <wp:docPr id="1520093994" name="Рисунок 1"/>
+          <wp:inline distT="0" distB="0" distL="0" distR="0" wp14:anchorId="7662E337" wp14:editId="4AB3B4A8">
+            <wp:extent cx="2972215" cy="2819794"/>
+            <wp:effectExtent l="0" t="0" r="0" b="0"/>
+            <wp:docPr id="1288968258" name="Рисунок 1"/>
             <wp:cNvGraphicFramePr>
               <a:graphicFrameLocks xmlns:a="http://schemas.openxmlformats.org/drawingml/2006/main" noChangeAspect="1"/>
             </wp:cNvGraphicFramePr>
@@ -1014,7 +1017,7 @@
               <a:graphicData uri="http://schemas.openxmlformats.org/drawingml/2006/picture">
                 <pic:pic xmlns:pic="http://schemas.openxmlformats.org/drawingml/2006/picture">
                   <pic:nvPicPr>
-                    <pic:cNvPr id="1520093994" name=""/>
+                    <pic:cNvPr id="1288968258" name=""/>
                     <pic:cNvPicPr/>
                   </pic:nvPicPr>
                   <pic:blipFill>
@@ -1026,7 +1029,7 @@
                   <pic:spPr>
                     <a:xfrm>
                       <a:off x="0" y="0"/>
-                      <a:ext cx="5382376" cy="5115639"/>
+                      <a:ext cx="2972215" cy="2819794"/>
                     </a:xfrm>
                     <a:prstGeom prst="rect">
                       <a:avLst/>
@@ -1055,9 +1058,6 @@
         <w:t xml:space="preserve"> – моделирование процесса </w:t>
       </w:r>
       <w:r>
-        <w:rPr>
-          <w:lang w:val="en-US"/>
-        </w:rPr>
         <w:t>3</w:t>
       </w:r>
       <w:r>
